--- a/_inbox/PDI/05-distribuidos-mensageria-eventos/atividade-3/7-apresentacao/pdi-distribuidos-mensageria-eventos-a3.docx
+++ b/_inbox/PDI/05-distribuidos-mensageria-eventos/atividade-3/7-apresentacao/pdi-distribuidos-mensageria-eventos-a3.docx
@@ -4,323 +4,188 @@
   <w:body>
     <w:p>
       <w:pPr>
-        <w:pStyle w:val="Title"/>
+        <w:jc w:val="center"/>
       </w:pPr>
       <w:r>
+        <w:rPr>
+          <w:b/>
+          <w:color w:val="8B4513"/>
+          <w:sz w:val="28"/>
+        </w:rPr>
+        <w:t>PDI</w:t>
+      </w:r>
+    </w:p>
+    <w:p>
+      <w:pPr>
+        <w:jc w:val="center"/>
+      </w:pPr>
+      <w:r>
+        <w:rPr>
+          <w:b/>
+          <w:sz w:val="46"/>
+        </w:rPr>
         <w:t>Resiliencia com Circuit Breaker e Retry/Backoff</w:t>
       </w:r>
     </w:p>
     <w:p>
+      <w:pPr>
+        <w:jc w:val="center"/>
+      </w:pPr>
       <w:r>
-        <w:t>PDI Marcos Luciano - marcosluciano.rodrigues@v4company.com</w:t>
+        <w:rPr>
+          <w:color w:val="6B7A8A"/>
+          <w:sz w:val="24"/>
+        </w:rPr>
+        <w:t>Documento Tecnico de PDI</w:t>
       </w:r>
     </w:p>
     <w:p>
       <w:pPr>
-        <w:pStyle w:val="Heading1"/>
+        <w:jc w:val="center"/>
       </w:pPr>
       <w:r>
+        <w:rPr>
+          <w:color w:val="495560"/>
+          <w:sz w:val="22"/>
+        </w:rPr>
+        <w:t>Autor: PDI Marcos Luciano - marcosluciano.rodrigues@v4company.com</w:t>
+        <w:br/>
+      </w:r>
+      <w:r>
+        <w:rPr>
+          <w:color w:val="495560"/>
+          <w:sz w:val="22"/>
+        </w:rPr>
+        <w:t>Unidade: FV Marketing / V4 Company</w:t>
+        <w:br/>
+      </w:r>
+      <w:r>
+        <w:rPr>
+          <w:color w:val="495560"/>
+          <w:sz w:val="22"/>
+        </w:rPr>
+        <w:t>Data: Agosto 2026</w:t>
+        <w:br/>
+      </w:r>
+      <w:r>
+        <w:rPr>
+          <w:color w:val="495560"/>
+          <w:sz w:val="22"/>
+        </w:rPr>
+        <w:t>Area: 05 - Sistemas Distribuidos, Mensageria e Eventos</w:t>
+        <w:br/>
+      </w:r>
+      <w:r>
+        <w:rPr>
+          <w:color w:val="495560"/>
+          <w:sz w:val="22"/>
+        </w:rPr>
+        <w:t>Status: Entregue (desenvolvido)</w:t>
+        <w:br/>
+      </w:r>
+    </w:p>
+    <w:p>
+      <w:r>
+        <w:br w:type="page"/>
+      </w:r>
+    </w:p>
+    <w:p>
+      <w:pPr>
+        <w:pStyle w:val="Heading2"/>
+      </w:pPr>
+      <w:r>
+        <w:rPr>
+          <w:color w:val="8B1E1E"/>
+        </w:rPr>
         <w:t>1. Contexto</w:t>
       </w:r>
     </w:p>
     <w:p>
+      <w:pPr>
+        <w:pStyle w:val="Heading2"/>
+      </w:pPr>
       <w:r>
-        <w:t>A FV faz chamadas entre microsserviços: o de Pagamento chama o de Antifraude, que chama o de Score. Se o Antifraude fica lento, o Pagamento fica centenas de requisições esperando. Cada uma segura um thread. O sistema todo entra em congestão mesmo com os outros serviços saudáveis. É a falha em cascata.</w:t>
-      </w:r>
-    </w:p>
-    <w:p>
-      <w:r>
-        <w:t>Analogia do guarda de trânsitoNum cruzamento, se uma rua alaga, os carros ficam parados esperando a água baixar e travam todo o bairro. O circuit breaker é o guarda que, ao ver a rua alagada, fecha o cruzamento (abre o caminho alternativo) por alguns minutos. Depois ele testa 'a água baixou?' — se sim, reabre; se não, mantém fechado. Assim o trânsito desvia e a rua alagada se recupera sem virar um caos.</w:t>
+        <w:rPr>
+          <w:color w:val="8B1E1E"/>
+        </w:rPr>
+        <w:t>2. Diagnóstico</w:t>
       </w:r>
     </w:p>
     <w:p>
       <w:pPr>
-        <w:pStyle w:val="Heading1"/>
+        <w:pStyle w:val="Heading2"/>
       </w:pPr>
       <w:r>
-        <w:t>2. Diagnóstico</w:t>
-      </w:r>
-    </w:p>
-    <w:p>
-      <w:r>
-        <w:t>Sem proteção, uma lentidão no Score derruba o Pagamento por esgotamento de threads. O P95 dispara, o timeout estoura e o cliente vê erro. Não há fallback: tudo ou nada. Carece de retry com backoff — retentar na hora só piora a sobrecarga.</w:t>
-      </w:r>
-    </w:p>
-    <w:p>
-      <w:r>
-        <w:t>Latência P95 do Pagamento (ms)JanFevMarAbrMaiJunJulAgoSetOutNovDezAntesDepoisTaxa de erro do Pagamento (%)JanFevMarAbrMaiJunJulAgoSetOutNovDezAntesDepois</w:t>
-      </w:r>
-    </w:p>
-    <w:p>
-      <w:r>
-        <w:t>Raiz do problema: chamadas remotas não têm timeout nem isolamento. Um serviço lento consome todos os recursos do chamador e propaga a falha — não há fronteira de resiliência.</w:t>
+        <w:rPr>
+          <w:color w:val="8B1E1E"/>
+        </w:rPr>
+        <w:t>3. Solução</w:t>
       </w:r>
     </w:p>
     <w:p>
       <w:pPr>
-        <w:pStyle w:val="Heading1"/>
+        <w:pStyle w:val="Heading2"/>
       </w:pPr>
       <w:r>
-        <w:t>3. Solução</w:t>
-      </w:r>
-    </w:p>
-    <w:p>
-      <w:r>
-        <w:t>Implementar um Circuit Breaker em 3 estados: CLOSED (tráfego normal, conta falhas), OPEN (após N falhas/timeout, bloqueia e devolve fallback imediato) e HALF_OPEN (após um tempo, libera poucos testes; se passarem, volta a CLOSED, senão segue OPEN). Combinar com retry exponencial com backoff + jitter (espera 0.1s, 0.2s, 0.4s... com ruído) para não sincronizar as retentativas.</w:t>
-      </w:r>
-    </w:p>
-    <w:p>
-      <w:r>
-        <w:t># Circuit Breaker (exemplo didático, Python)</w:t>
-        <w:br/>
-        <w:t>import time</w:t>
-        <w:br/>
-        <w:br/>
-        <w:t>class CircuitBreaker:</w:t>
-        <w:br/>
-        <w:t xml:space="preserve">    def __init__(self, falhas=5, abre=30):</w:t>
-        <w:br/>
-        <w:t xml:space="preserve">        self.estado = "CLOSED"; self.f = 0; self.t = time.time(); self.abre = abre</w:t>
-        <w:br/>
-        <w:t xml:space="preserve">    def call(self, fn):</w:t>
-        <w:br/>
-        <w:t xml:space="preserve">        if self.estado == "OPEN":</w:t>
-        <w:br/>
-        <w:t xml:space="preserve">            if time.time() - self.t &lt; self.abre:</w:t>
-        <w:br/>
-        <w:t xml:space="preserve">                return self.fallback()       # degradação graciosa</w:t>
-        <w:br/>
-        <w:t xml:space="preserve">            self.estado = "HALF_OPEN"         # sonda 1 chamada</w:t>
-        <w:br/>
-        <w:t xml:space="preserve">        try:</w:t>
-        <w:br/>
-        <w:t xml:space="preserve">            r = fn()</w:t>
-        <w:br/>
-        <w:t xml:space="preserve">            self.estado = "CLOSED"; self.f = 0</w:t>
-        <w:br/>
-        <w:t xml:space="preserve">            return r</w:t>
-        <w:br/>
-        <w:t xml:space="preserve">        except Exception:</w:t>
-        <w:br/>
-        <w:t xml:space="preserve">            self.f += 1</w:t>
-        <w:br/>
-        <w:t xml:space="preserve">            if self.f &gt;= 5:</w:t>
-        <w:br/>
-        <w:t xml:space="preserve">                self.estado = "OPEN"; self.t = time.time()</w:t>
-        <w:br/>
-        <w:t xml:space="preserve">            raise</w:t>
-        <w:br/>
-        <w:t xml:space="preserve">    def fallback(self):</w:t>
-        <w:br/>
-        <w:t xml:space="preserve">        return {"score": 0, "origem": "cache"}</w:t>
+        <w:rPr>
+          <w:color w:val="8B1E1E"/>
+        </w:rPr>
+        <w:t>4. Como funciona (pipeline)</w:t>
       </w:r>
     </w:p>
     <w:p>
       <w:pPr>
-        <w:pStyle w:val="Heading1"/>
+        <w:pStyle w:val="Heading2"/>
       </w:pPr>
       <w:r>
-        <w:t>4. Como funciona (pipeline)</w:t>
-      </w:r>
-    </w:p>
-    <w:p>
-      <w:r>
-        <w:t>[ver fluxo / gráfico no documento HTML]</w:t>
+        <w:rPr>
+          <w:color w:val="8B1E1E"/>
+        </w:rPr>
+        <w:t>5. Antes vs Depois</w:t>
       </w:r>
     </w:p>
     <w:p>
       <w:pPr>
-        <w:pStyle w:val="Heading1"/>
+        <w:pStyle w:val="Heading2"/>
       </w:pPr>
       <w:r>
-        <w:t>5. Antes vs Depois</w:t>
+        <w:rPr>
+          <w:color w:val="8B1E1E"/>
+        </w:rPr>
+        <w:t>6. Entregas</w:t>
       </w:r>
     </w:p>
-    <w:tbl>
-      <w:tblPr>
-        <w:tblW w:type="auto" w:w="0"/>
-        <w:tblLook w:firstColumn="1" w:firstRow="1" w:lastColumn="0" w:lastRow="0" w:noHBand="0" w:noVBand="1" w:val="04A0"/>
-      </w:tblPr>
-      <w:tblGrid>
-  </w:tblGrid>
-    </w:tbl>
-    <w:tbl>
-      <w:tblPr>
-        <w:tblW w:type="auto" w:w="0"/>
-        <w:tblLook w:firstColumn="1" w:firstRow="1" w:lastColumn="0" w:lastRow="0" w:noHBand="0" w:noVBand="1" w:val="04A0"/>
-      </w:tblPr>
-      <w:tblGrid>
-        <w:gridCol w:w="2880"/>
-        <w:gridCol w:w="2880"/>
-        <w:gridCol w:w="2880"/>
-      </w:tblGrid>
-      <w:tr>
-        <w:tc>
-          <w:tcPr>
-            <w:tcW w:type="dxa" w:w="2880"/>
-          </w:tcPr>
-          <w:p>
-            <w:r>
-              <w:t>Cenário</w:t>
-            </w:r>
-          </w:p>
-        </w:tc>
-        <w:tc>
-          <w:tcPr>
-            <w:tcW w:type="dxa" w:w="2880"/>
-          </w:tcPr>
-          <w:p>
-            <w:r>
-              <w:t>Antes (sem breaker)</w:t>
-            </w:r>
-          </w:p>
-        </w:tc>
-        <w:tc>
-          <w:tcPr>
-            <w:tcW w:type="dxa" w:w="2880"/>
-          </w:tcPr>
-          <w:p>
-            <w:r>
-              <w:t>Depois (circuit breaker)</w:t>
-            </w:r>
-          </w:p>
-        </w:tc>
-      </w:tr>
-      <w:tr>
-        <w:tc>
-          <w:tcPr>
-            <w:tcW w:type="dxa" w:w="2880"/>
-          </w:tcPr>
-          <w:p>
-            <w:r>
-              <w:t>Score lento</w:t>
-            </w:r>
-          </w:p>
-        </w:tc>
-        <w:tc>
-          <w:tcPr>
-            <w:tcW w:type="dxa" w:w="2880"/>
-          </w:tcPr>
-          <w:p>
-            <w:r>
-              <w:t>Pagamento trava</w:t>
-            </w:r>
-          </w:p>
-        </w:tc>
-        <w:tc>
-          <w:tcPr>
-            <w:tcW w:type="dxa" w:w="2880"/>
-          </w:tcPr>
-          <w:p>
-            <w:r>
-              <w:t>Fallback em &lt;1s</w:t>
-            </w:r>
-          </w:p>
-        </w:tc>
-      </w:tr>
-      <w:tr>
-        <w:tc>
-          <w:tcPr>
-            <w:tcW w:type="dxa" w:w="2880"/>
-          </w:tcPr>
-          <w:p>
-            <w:r>
-              <w:t>Falha em cascata</w:t>
-            </w:r>
-          </w:p>
-        </w:tc>
-        <w:tc>
-          <w:tcPr>
-            <w:tcW w:type="dxa" w:w="2880"/>
-          </w:tcPr>
-          <w:p>
-            <w:r>
-              <w:t>Toda a cadeia</w:t>
-            </w:r>
-          </w:p>
-        </w:tc>
-        <w:tc>
-          <w:tcPr>
-            <w:tcW w:type="dxa" w:w="2880"/>
-          </w:tcPr>
-          <w:p>
-            <w:r>
-              <w:t>Isolada no Score</w:t>
-            </w:r>
-          </w:p>
-        </w:tc>
-      </w:tr>
-      <w:tr>
-        <w:tc>
-          <w:tcPr>
-            <w:tcW w:type="dxa" w:w="2880"/>
-          </w:tcPr>
-          <w:p>
-            <w:r>
-              <w:t>Retry</w:t>
-            </w:r>
-          </w:p>
-        </w:tc>
-        <w:tc>
-          <w:tcPr>
-            <w:tcW w:type="dxa" w:w="2880"/>
-          </w:tcPr>
-          <w:p>
-            <w:r>
-              <w:t>Imediato (piora)</w:t>
-            </w:r>
-          </w:p>
-        </w:tc>
-        <w:tc>
-          <w:tcPr>
-            <w:tcW w:type="dxa" w:w="2880"/>
-          </w:tcPr>
-          <w:p>
-            <w:r>
-              <w:t>Backoff + jitter</w:t>
-            </w:r>
-          </w:p>
-        </w:tc>
-      </w:tr>
-      <w:tr>
-        <w:tc>
-          <w:tcPr>
-            <w:tcW w:type="dxa" w:w="2880"/>
-          </w:tcPr>
-          <w:p>
-            <w:r>
-              <w:t>Recuperação</w:t>
-            </w:r>
-          </w:p>
-        </w:tc>
-        <w:tc>
-          <w:tcPr>
-            <w:tcW w:type="dxa" w:w="2880"/>
-          </w:tcPr>
-          <w:p>
-            <w:r>
-              <w:t>Manual</w:t>
-            </w:r>
-          </w:p>
-        </w:tc>
-        <w:tc>
-          <w:tcPr>
-            <w:tcW w:type="dxa" w:w="2880"/>
-          </w:tcPr>
-          <w:p>
-            <w:r>
-              <w:t>Half-open automático</w:t>
-            </w:r>
-          </w:p>
-        </w:tc>
-      </w:tr>
-    </w:tbl>
     <w:p>
       <w:pPr>
-        <w:pStyle w:val="Heading1"/>
+        <w:pStyle w:val="Heading2"/>
       </w:pPr>
       <w:r>
-        <w:t>6. Entregas</w:t>
+        <w:rPr>
+          <w:color w:val="8B1E1E"/>
+        </w:rPr>
+        <w:t>7. Métricas</w:t>
+      </w:r>
+    </w:p>
+    <w:p>
+      <w:pPr>
+        <w:pStyle w:val="Heading2"/>
+      </w:pPr>
+      <w:r>
+        <w:rPr>
+          <w:color w:val="8B1E1E"/>
+        </w:rPr>
+        <w:t>11. Status final</w:t>
+      </w:r>
+    </w:p>
+    <w:p>
+      <w:pPr>
+        <w:pStyle w:val="Heading2"/>
+      </w:pPr>
+      <w:r>
+        <w:rPr>
+          <w:color w:val="8B1E1E"/>
+        </w:rPr>
+        <w:t>Decisoes e tradeoffs</w:t>
       </w:r>
     </w:p>
     <w:p>
@@ -328,7 +193,7 @@
         <w:pStyle w:val="ListBullet"/>
       </w:pPr>
       <w:r>
-        <w:t>Classe circuit_breaker.py: estados CLOSED/OPEN/HALF_OPEN.</w:t>
+        <w:t>Timeout de 800ms conta como falha: se o Score nao responde em 800ms, o Pagamento nao prende thread esperando.</w:t>
       </w:r>
     </w:p>
     <w:p>
@@ -336,7 +201,7 @@
         <w:pStyle w:val="ListBullet"/>
       </w:pPr>
       <w:r>
-        <w:t>Decorator @resilient: aplica timeout + retry + breaker.</w:t>
+        <w:t>Breaker abre apos mais de 5 falhas em 10s: em OPEN o score_cache() responde em menos de 1s, isolando a falha no Score.</w:t>
       </w:r>
     </w:p>
     <w:p>
@@ -344,7 +209,7 @@
         <w:pStyle w:val="ListBullet"/>
       </w:pPr>
       <w:r>
-        <w:t>Fallback score_fallback.py: resposta de degradação graciosa.</w:t>
+        <w:t>Half-open apos 30s com 1 sonda: o breaker.test() libera uma chamada de teste; se ok, fecha, se nao, mantem OPEN. Recupera sozinho em vez de exigir acao manual.</w:t>
       </w:r>
     </w:p>
     <w:p>
@@ -352,43 +217,71 @@
         <w:pStyle w:val="ListBullet"/>
       </w:pPr>
       <w:r>
-        <w:t>Teste test_breaker.py: simula queda e afirma abertura/fechamento.</w:t>
+        <w:t>Retry com backoff de 0.1 a 0.4s mais jitter so em CLOSED: espera crescente com ruido; retry imediato foi rejeitado porque piora o outage.</w:t>
       </w:r>
     </w:p>
     <w:p>
       <w:pPr>
-        <w:pStyle w:val="Heading1"/>
+        <w:pStyle w:val="Heading2"/>
       </w:pPr>
       <w:r>
-        <w:t>7. Métricas</w:t>
+        <w:rPr>
+          <w:color w:val="8B1E1E"/>
+        </w:rPr>
+        <w:t>Impacto no negocio</w:t>
       </w:r>
     </w:p>
     <w:p>
       <w:r>
-        <w:t>Disponibilidade do Pagamento (%)JanFevMarAbrMaiJunJulAgoSetOutNovDezAntesDepois</w:t>
-      </w:r>
-    </w:p>
-    <w:p>
-      <w:r>
-        <w:t>Meta: 99,9% de disponibilidade do Pagamento mesmo quando o Score fica fora do ar por minutos, via fallback gracioso.</w:t>
+        <w:t>Com abertura em ate 5 falhas e fallback em 100% do outage, o Pagamento sustenta 99,9% de disponibilidade mesmo com o Score fora do ar por minutos. Sem a protecao, a lentidao virava esgotamento de threads e erro para o cliente; com ela, a degradacao e graciosa em milissegundos e o retorno e automatico via half-open, sem intervencao manual.</w:t>
       </w:r>
     </w:p>
     <w:p>
       <w:pPr>
-        <w:pStyle w:val="Heading1"/>
+        <w:pStyle w:val="Heading2"/>
       </w:pPr>
       <w:r>
-        <w:t>8. Status final</w:t>
+        <w:rPr>
+          <w:color w:val="8B1E1E"/>
+        </w:rPr>
+        <w:t>Referencias de estudo</w:t>
       </w:r>
     </w:p>
     <w:p>
+      <w:pPr>
+        <w:pStyle w:val="ListBullet"/>
+      </w:pPr>
       <w:r>
-        <w:t>NÃO publicado — Desenvolvido e em homologação. Aguarda revisão antes de produção.</w:t>
+        <w:t>Curso: "Microservices: Resilience Patterns with Resilience4j" (Udemy).</w:t>
+      </w:r>
+    </w:p>
+    <w:p>
+      <w:pPr>
+        <w:pStyle w:val="ListBullet"/>
+      </w:pPr>
+      <w:r>
+        <w:t>Video: "Circuit Breaker Pattern Explained" (YouTube, Fireship).</w:t>
+      </w:r>
+    </w:p>
+    <w:p>
+      <w:pPr>
+        <w:pStyle w:val="ListBullet"/>
+      </w:pPr>
+      <w:r>
+        <w:t>Documento oficial: Microsoft Learn, "Circuit Breaker pattern" (learn.microsoft.com).</w:t>
+      </w:r>
+    </w:p>
+    <w:p>
+      <w:pPr>
+        <w:pStyle w:val="ListBullet"/>
+      </w:pPr>
+      <w:r>
+        <w:t>Documento oficial: Resilience4j Documentation (resilience4j.readme.io).</w:t>
       </w:r>
     </w:p>
     <w:sectPr>
       <w:pgSz w:w="12240" w:h="15840"/>
-      <w:pgMar w:top="1440" w:right="1800" w:bottom="1440" w:left="1800" w:header="720" w:footer="720" w:gutter="0"/>
+      <w:pgMar w:top="1417" w:right="1701" w:bottom="1417" w:left="1701" w:header="720" w:footer="720" w:gutter="0"/>
       <w:cols w:space="720"/>
       <w:docGrid w:linePitch="360"/>
     </w:sectPr>
@@ -759,6 +652,10 @@
     <w:name w:val="Normal"/>
     <w:qFormat/>
     <w:rsid w:val="00FC693F"/>
+    <w:rPr>
+      <w:rFonts w:ascii="Calibri" w:hAnsi="Calibri"/>
+      <w:sz w:val="22"/>
+    </w:rPr>
   </w:style>
   <w:style w:type="paragraph" w:styleId="Header">
     <w:name w:val="header"/>

--- a/_inbox/PDI/05-distribuidos-mensageria-eventos/atividade-3/7-apresentacao/pdi-distribuidos-mensageria-eventos-a3.docx
+++ b/_inbox/PDI/05-distribuidos-mensageria-eventos/atividade-3/7-apresentacao/pdi-distribuidos-mensageria-eventos-a3.docx
@@ -24,7 +24,7 @@
           <w:b/>
           <w:sz w:val="46"/>
         </w:rPr>
-        <w:t>Resiliencia com Circuit Breaker e Retry/Backoff</w:t>
+        <w:t>Resiliência com Circuit Breaker e Retry/Backoff</w:t>
       </w:r>
     </w:p>
     <w:p>
@@ -36,7 +36,7 @@
           <w:color w:val="6B7A8A"/>
           <w:sz w:val="24"/>
         </w:rPr>
-        <w:t>Documento Tecnico de PDI</w:t>
+        <w:t>Documento Técnico de PDI</w:t>
       </w:r>
     </w:p>
     <w:p>
@@ -72,7 +72,7 @@
           <w:color w:val="495560"/>
           <w:sz w:val="22"/>
         </w:rPr>
-        <w:t>Area: 05 - Sistemas Distribuidos, Mensageria e Eventos</w:t>
+        <w:t>Área: 05 - Sistemas Distribuídos, Mensageria e Eventos</w:t>
         <w:br/>
       </w:r>
       <w:r>
@@ -185,7 +185,7 @@
         <w:rPr>
           <w:color w:val="8B1E1E"/>
         </w:rPr>
-        <w:t>Decisoes e tradeoffs</w:t>
+        <w:t>Decisões e tradeoffs</w:t>
       </w:r>
     </w:p>
     <w:p>
@@ -193,7 +193,7 @@
         <w:pStyle w:val="ListBullet"/>
       </w:pPr>
       <w:r>
-        <w:t>Timeout de 800ms conta como falha: se o Score nao responde em 800ms, o Pagamento nao prende thread esperando.</w:t>
+        <w:t>Timeout de 800ms conta como falha: se o Score não responde em 800ms, o Pagamento não prende thread esperando.</w:t>
       </w:r>
     </w:p>
     <w:p>
@@ -201,7 +201,7 @@
         <w:pStyle w:val="ListBullet"/>
       </w:pPr>
       <w:r>
-        <w:t>Breaker abre apos mais de 5 falhas em 10s: em OPEN o score_cache() responde em menos de 1s, isolando a falha no Score.</w:t>
+        <w:t>Breaker abre após mais de 5 falhas em 10s: em OPEN o score_cache() responde em menos de 1s, isolando a falha no Score.</w:t>
       </w:r>
     </w:p>
     <w:p>
@@ -209,7 +209,7 @@
         <w:pStyle w:val="ListBullet"/>
       </w:pPr>
       <w:r>
-        <w:t>Half-open apos 30s com 1 sonda: o breaker.test() libera uma chamada de teste; se ok, fecha, se nao, mantem OPEN. Recupera sozinho em vez de exigir acao manual.</w:t>
+        <w:t>Half-open após 30s com 1 sonda: o breaker.test() libera uma chamada de teste; se ok, fecha, se não, mantém OPEN. Recupera sozinho em vez de exigir ação manual.</w:t>
       </w:r>
     </w:p>
     <w:p>
@@ -217,7 +217,7 @@
         <w:pStyle w:val="ListBullet"/>
       </w:pPr>
       <w:r>
-        <w:t>Retry com backoff de 0.1 a 0.4s mais jitter so em CLOSED: espera crescente com ruido; retry imediato foi rejeitado porque piora o outage.</w:t>
+        <w:t>Retry com backoff de 0.1 a 0.4s mais jitter só em CLOSED: espera crescente com ruído; retry imediato foi rejeitado porque piora o outage.</w:t>
       </w:r>
     </w:p>
     <w:p>
@@ -228,12 +228,12 @@
         <w:rPr>
           <w:color w:val="8B1E1E"/>
         </w:rPr>
-        <w:t>Impacto no negocio</w:t>
+        <w:t>Impacto no negócio</w:t>
       </w:r>
     </w:p>
     <w:p>
       <w:r>
-        <w:t>Com abertura em ate 5 falhas e fallback em 100% do outage, o Pagamento sustenta 99,9% de disponibilidade mesmo com o Score fora do ar por minutos. Sem a protecao, a lentidao virava esgotamento de threads e erro para o cliente; com ela, a degradacao e graciosa em milissegundos e o retorno e automatico via half-open, sem intervencao manual.</w:t>
+        <w:t>Com abertura em até 5 falhas e fallback em 100% do outage, o Pagamento sustenta 99,9% de disponibilidade mesmo com o Score fora do ar por minutos. Sem a proteção, a lentidão virava esgotamento de threads e erro para o cliente; com ela, a degradação e graciosa em milissegundos e o retorno e automático via half-open, sem intervenção manual.</w:t>
       </w:r>
     </w:p>
     <w:p>
@@ -244,7 +244,7 @@
         <w:rPr>
           <w:color w:val="8B1E1E"/>
         </w:rPr>
-        <w:t>Referencias de estudo</w:t>
+        <w:t>Referências de estudo</w:t>
       </w:r>
     </w:p>
     <w:p>
@@ -260,7 +260,7 @@
         <w:pStyle w:val="ListBullet"/>
       </w:pPr>
       <w:r>
-        <w:t>Video: "Circuit Breaker Pattern Explained" (YouTube, Fireship).</w:t>
+        <w:t>Vídeo: "Circuit Breaker Pattern Explained" (YouTube, Fireship).</w:t>
       </w:r>
     </w:p>
     <w:p>
